--- a/apps/cv-patch/convex/assets/resume-template.docx
+++ b/apps/cv-patch/convex/assets/resume-template.docx
@@ -70,7 +70,7 @@
           <w:sz w:val="18"/>
           <w:szCs w:val="18"/>
         </w:rPr>
-        <w:t>{header.phone}    {header.email}    {header.linkedin}</w:t>
+        <w:t>{header.contactLine}</w:t>
       </w:r>
       <w:r>
         <w:rPr>
